--- a/docs/Data_Dungeon_Chapter_5_Instructor_Guide.docx
+++ b/docs/Data_Dungeon_Chapter_5_Instructor_Guide.docx
@@ -78,7 +78,7 @@
         <w:rPr>
           <w:sz w:val="18"/>
         </w:rPr>
-        <w:t>ChatGPT assisted with drafting, instructional design, and code. Decorative artwork was generated with OpenAI image generation. Format reference: Michael Penta’s supplied Python companion chapter. Publication licensing remains to be finalized.</w:t>
+        <w:t>AI-created, human-prompted, human-edited, and human-verified using ChatGPT (OpenAI). Artwork: OpenAI image generation. Original contributions: CC0 1.0. See Publication License and AI Disclosure at the end.</w:t>
       </w:r>
     </w:p>
     <w:p>
@@ -2394,6 +2394,73 @@
     <w:p>
       <w:r>
         <w:t>All examples use ordinary Java and a console. No external AI account is needed for the equivalent activity, and the reference test workflow does not call an AI service.</w:t>
+      </w:r>
+    </w:p>
+    <w:p>
+      <w:r>
+        <w:br w:type="page"/>
+      </w:r>
+    </w:p>
+    <w:p>
+      <w:pPr>
+        <w:pStyle w:val="Heading1"/>
+      </w:pPr>
+      <w:r>
+        <w:t>Publication License and AI Disclosure</w:t>
+      </w:r>
+    </w:p>
+    <w:p>
+      <w:pPr>
+        <w:pStyle w:val="Heading2"/>
+      </w:pPr>
+      <w:r>
+        <w:t>Open Reuse</w:t>
+      </w:r>
+    </w:p>
+    <w:p>
+      <w:r>
+        <w:t>To the extent the project rights holders own copyright or related rights, they dedicate the original contributions to Data Dungeon: The Linked Labyrinth to the public domain under CC0 1.0 Universal. This includes original teaching materials, Java code, verification code, and project artwork. You may copy, modify, redistribute, and use these contributions commercially. Attribution is appreciated but is not required for these CC0 contributions.</w:t>
+      </w:r>
+    </w:p>
+    <w:p>
+      <w:r>
+        <w:t>CC0 1.0 Universal: https://creativecommons.org/publicdomain/zero/1.0/</w:t>
+      </w:r>
+    </w:p>
+    <w:p>
+      <w:pPr>
+        <w:pStyle w:val="Heading2"/>
+      </w:pPr>
+      <w:r>
+        <w:t>Source Attribution and Exceptions</w:t>
+      </w:r>
+    </w:p>
+    <w:p>
+      <w:r>
+        <w:t>Pat Morin, Open Data Structures, Java edition: https://opendatastructures.org/ods-java/. The textbook and its accompanying source code are released under Creative Commons Attribution 2.5 Canada: https://creativecommons.org/licenses/by/2.5/ca/. Any reproduced or adapted Morin material retains that license and attribution requirement; this project’s CC0 dedication does not waive his rights. The companion adds a dungeon setting, focused workshops, renamed and simplified implementations, tests, instructor guidance, and AI learning activities. No endorsement by Pat Morin is implied.</w:t>
+      </w:r>
+    </w:p>
+    <w:p>
+      <w:r>
+        <w:t>Format inspiration: Michael Penta, Companion Materials for OpenStax: Introduction to Python Programming, Chapter 5 (2025), supplied under CC0 1.0. Other third-party material retains its applicable terms. CC0 applies only to rights held by the project rights holders and does not assert that AI-generated material is copyrightable.</w:t>
+      </w:r>
+    </w:p>
+    <w:p>
+      <w:pPr>
+        <w:pStyle w:val="Heading2"/>
+      </w:pPr>
+      <w:r>
+        <w:t>AI Disclosure</w:t>
+      </w:r>
+    </w:p>
+    <w:p>
+      <w:r>
+        <w:t>This work was AI-created, human-prompted, human-edited, and human-verified. Text, instructional activities, and code were generated using ChatGPT (OpenAI). Decorative artwork was generated using OpenAI image generation.</w:t>
+      </w:r>
+    </w:p>
+    <w:p>
+      <w:r>
+        <w:t>AI tool citation: OpenAI. (2026). ChatGPT [large language model]. https://chatgpt.com/. Exact model-version identifiers were not recorded. Human prompting, editing, and verification do not imply that the work is error-free or that classroom trials have been completed.</w:t>
       </w:r>
     </w:p>
     <w:sectPr>

--- a/docs/Data_Dungeon_Chapter_5_Instructor_Guide.docx
+++ b/docs/Data_Dungeon_Chapter_5_Instructor_Guide.docx
@@ -92,7 +92,7 @@
     </w:p>
     <w:p>
       <w:r>
-        <w:t>Suggested allocation is 100 to 140 minutes plus reading: 15 minutes for starter investigation, 15–20 for collision and deletion traces, 35–50 for implementation, 25–35 for test design, and 10–20 for explanation and submission. These are planning estimates, not measured completion times.</w:t>
+        <w:t>Suggested allocation is 100 to 140 minutes plus reading: 15 minutes for starter investigation, 15–20 for collision and deletion traces, 35–50 for implementation, 25–35 for test design, and 10–20 for explanation and reflection. These are planning estimates, not measured completion times.</w:t>
       </w:r>
     </w:p>
     <w:p>
@@ -1716,9 +1716,8 @@
         <w:tblLook w:firstColumn="1" w:firstRow="1" w:lastColumn="0" w:lastRow="0" w:noHBand="0" w:noVBand="1" w:val="04A0"/>
       </w:tblPr>
       <w:tblGrid>
-        <w:gridCol w:w="2016"/>
-        <w:gridCol w:w="864"/>
-        <w:gridCol w:w="5328"/>
+        <w:gridCol w:w="2376"/>
+        <w:gridCol w:w="5832"/>
       </w:tblGrid>
       <w:tr>
         <w:trPr>
@@ -1726,7 +1725,7 @@
         </w:trPr>
         <w:tc>
           <w:tcPr>
-            <w:tcW w:type="dxa" w:w="2016"/>
+            <w:tcW w:type="dxa" w:w="2376"/>
             <w:shd w:fill="E7E6E6"/>
             <w:vAlign w:val="center"/>
             <w:tcBorders>
@@ -1757,7 +1756,7 @@
         </w:tc>
         <w:tc>
           <w:tcPr>
-            <w:tcW w:type="dxa" w:w="864"/>
+            <w:tcW w:type="dxa" w:w="5832"/>
             <w:shd w:fill="E7E6E6"/>
             <w:vAlign w:val="center"/>
             <w:tcBorders>
@@ -1782,38 +1781,7 @@
                 <w:b/>
                 <w:sz w:val="20"/>
               </w:rPr>
-              <w:t>Points</w:t>
-            </w:r>
-          </w:p>
-        </w:tc>
-        <w:tc>
-          <w:tcPr>
-            <w:tcW w:type="dxa" w:w="5328"/>
-            <w:shd w:fill="E7E6E6"/>
-            <w:vAlign w:val="center"/>
-            <w:tcBorders>
-              <w:top w:val="single" w:sz="4" w:color="D9D9D9"/>
-              <w:left w:val="single" w:sz="4" w:color="D9D9D9"/>
-              <w:bottom w:val="single" w:sz="4" w:color="D9D9D9"/>
-              <w:right w:val="single" w:sz="4" w:color="D9D9D9"/>
-            </w:tcBorders>
-            <w:tcMar>
-              <w:top w:w="80" w:type="dxa"/>
-              <w:left w:w="80" w:type="dxa"/>
-              <w:bottom w:w="80" w:type="dxa"/>
-              <w:right w:w="80" w:type="dxa"/>
-            </w:tcMar>
-          </w:tcPr>
-          <w:p>
-            <w:pPr>
-              <w:spacing w:after="40" w:before="40"/>
-            </w:pPr>
-            <w:r>
-              <w:rPr>
-                <w:b/>
-                <w:sz w:val="20"/>
-              </w:rPr>
-              <w:t>Full-credit evidence</w:t>
+              <w:t>What to look for</w:t>
             </w:r>
           </w:p>
         </w:tc>
@@ -1821,7 +1789,7 @@
       <w:tr>
         <w:tc>
           <w:tcPr>
-            <w:tcW w:type="dxa" w:w="2016"/>
+            <w:tcW w:type="dxa" w:w="2376"/>
             <w:vAlign w:val="center"/>
             <w:tcBorders>
               <w:top w:val="single" w:sz="4" w:color="D9D9D9"/>
@@ -1850,36 +1818,7 @@
         </w:tc>
         <w:tc>
           <w:tcPr>
-            <w:tcW w:type="dxa" w:w="864"/>
-            <w:vAlign w:val="center"/>
-            <w:tcBorders>
-              <w:top w:val="single" w:sz="4" w:color="D9D9D9"/>
-              <w:left w:val="single" w:sz="4" w:color="D9D9D9"/>
-              <w:bottom w:val="single" w:sz="4" w:color="D9D9D9"/>
-              <w:right w:val="single" w:sz="4" w:color="D9D9D9"/>
-            </w:tcBorders>
-            <w:tcMar>
-              <w:top w:w="80" w:type="dxa"/>
-              <w:left w:w="80" w:type="dxa"/>
-              <w:bottom w:w="80" w:type="dxa"/>
-              <w:right w:w="80" w:type="dxa"/>
-            </w:tcMar>
-          </w:tcPr>
-          <w:p>
-            <w:pPr>
-              <w:spacing w:after="40" w:before="40"/>
-            </w:pPr>
-            <w:r>
-              <w:rPr>
-                <w:sz w:val="20"/>
-              </w:rPr>
-              <w:t>20</w:t>
-            </w:r>
-          </w:p>
-        </w:tc>
-        <w:tc>
-          <w:tcPr>
-            <w:tcW w:type="dxa" w:w="5328"/>
+            <w:tcW w:type="dxa" w:w="5832"/>
             <w:vAlign w:val="center"/>
             <w:tcBorders>
               <w:top w:val="single" w:sz="4" w:color="D9D9D9"/>
@@ -1910,7 +1849,7 @@
       <w:tr>
         <w:tc>
           <w:tcPr>
-            <w:tcW w:type="dxa" w:w="2016"/>
+            <w:tcW w:type="dxa" w:w="2376"/>
             <w:vAlign w:val="center"/>
             <w:tcBorders>
               <w:top w:val="single" w:sz="4" w:color="D9D9D9"/>
@@ -1939,36 +1878,7 @@
         </w:tc>
         <w:tc>
           <w:tcPr>
-            <w:tcW w:type="dxa" w:w="864"/>
-            <w:vAlign w:val="center"/>
-            <w:tcBorders>
-              <w:top w:val="single" w:sz="4" w:color="D9D9D9"/>
-              <w:left w:val="single" w:sz="4" w:color="D9D9D9"/>
-              <w:bottom w:val="single" w:sz="4" w:color="D9D9D9"/>
-              <w:right w:val="single" w:sz="4" w:color="D9D9D9"/>
-            </w:tcBorders>
-            <w:tcMar>
-              <w:top w:w="80" w:type="dxa"/>
-              <w:left w:w="80" w:type="dxa"/>
-              <w:bottom w:w="80" w:type="dxa"/>
-              <w:right w:w="80" w:type="dxa"/>
-            </w:tcMar>
-          </w:tcPr>
-          <w:p>
-            <w:pPr>
-              <w:spacing w:after="40" w:before="40"/>
-            </w:pPr>
-            <w:r>
-              <w:rPr>
-                <w:sz w:val="20"/>
-              </w:rPr>
-              <w:t>20</w:t>
-            </w:r>
-          </w:p>
-        </w:tc>
-        <w:tc>
-          <w:tcPr>
-            <w:tcW w:type="dxa" w:w="5328"/>
+            <w:tcW w:type="dxa" w:w="5832"/>
             <w:vAlign w:val="center"/>
             <w:tcBorders>
               <w:top w:val="single" w:sz="4" w:color="D9D9D9"/>
@@ -1999,7 +1909,7 @@
       <w:tr>
         <w:tc>
           <w:tcPr>
-            <w:tcW w:type="dxa" w:w="2016"/>
+            <w:tcW w:type="dxa" w:w="2376"/>
             <w:vAlign w:val="center"/>
             <w:tcBorders>
               <w:top w:val="single" w:sz="4" w:color="D9D9D9"/>
@@ -2028,36 +1938,7 @@
         </w:tc>
         <w:tc>
           <w:tcPr>
-            <w:tcW w:type="dxa" w:w="864"/>
-            <w:vAlign w:val="center"/>
-            <w:tcBorders>
-              <w:top w:val="single" w:sz="4" w:color="D9D9D9"/>
-              <w:left w:val="single" w:sz="4" w:color="D9D9D9"/>
-              <w:bottom w:val="single" w:sz="4" w:color="D9D9D9"/>
-              <w:right w:val="single" w:sz="4" w:color="D9D9D9"/>
-            </w:tcBorders>
-            <w:tcMar>
-              <w:top w:w="80" w:type="dxa"/>
-              <w:left w:w="80" w:type="dxa"/>
-              <w:bottom w:w="80" w:type="dxa"/>
-              <w:right w:w="80" w:type="dxa"/>
-            </w:tcMar>
-          </w:tcPr>
-          <w:p>
-            <w:pPr>
-              <w:spacing w:after="40" w:before="40"/>
-            </w:pPr>
-            <w:r>
-              <w:rPr>
-                <w:sz w:val="20"/>
-              </w:rPr>
-              <w:t>25</w:t>
-            </w:r>
-          </w:p>
-        </w:tc>
-        <w:tc>
-          <w:tcPr>
-            <w:tcW w:type="dxa" w:w="5328"/>
+            <w:tcW w:type="dxa" w:w="5832"/>
             <w:vAlign w:val="center"/>
             <w:tcBorders>
               <w:top w:val="single" w:sz="4" w:color="D9D9D9"/>
@@ -2088,7 +1969,7 @@
       <w:tr>
         <w:tc>
           <w:tcPr>
-            <w:tcW w:type="dxa" w:w="2016"/>
+            <w:tcW w:type="dxa" w:w="2376"/>
             <w:vAlign w:val="center"/>
             <w:tcBorders>
               <w:top w:val="single" w:sz="4" w:color="D9D9D9"/>
@@ -2117,36 +1998,7 @@
         </w:tc>
         <w:tc>
           <w:tcPr>
-            <w:tcW w:type="dxa" w:w="864"/>
-            <w:vAlign w:val="center"/>
-            <w:tcBorders>
-              <w:top w:val="single" w:sz="4" w:color="D9D9D9"/>
-              <w:left w:val="single" w:sz="4" w:color="D9D9D9"/>
-              <w:bottom w:val="single" w:sz="4" w:color="D9D9D9"/>
-              <w:right w:val="single" w:sz="4" w:color="D9D9D9"/>
-            </w:tcBorders>
-            <w:tcMar>
-              <w:top w:w="80" w:type="dxa"/>
-              <w:left w:w="80" w:type="dxa"/>
-              <w:bottom w:w="80" w:type="dxa"/>
-              <w:right w:w="80" w:type="dxa"/>
-            </w:tcMar>
-          </w:tcPr>
-          <w:p>
-            <w:pPr>
-              <w:spacing w:after="40" w:before="40"/>
-            </w:pPr>
-            <w:r>
-              <w:rPr>
-                <w:sz w:val="20"/>
-              </w:rPr>
-              <w:t>20</w:t>
-            </w:r>
-          </w:p>
-        </w:tc>
-        <w:tc>
-          <w:tcPr>
-            <w:tcW w:type="dxa" w:w="5328"/>
+            <w:tcW w:type="dxa" w:w="5832"/>
             <w:vAlign w:val="center"/>
             <w:tcBorders>
               <w:top w:val="single" w:sz="4" w:color="D9D9D9"/>
@@ -2177,7 +2029,7 @@
       <w:tr>
         <w:tc>
           <w:tcPr>
-            <w:tcW w:type="dxa" w:w="2016"/>
+            <w:tcW w:type="dxa" w:w="2376"/>
             <w:vAlign w:val="center"/>
             <w:tcBorders>
               <w:top w:val="single" w:sz="4" w:color="D9D9D9"/>
@@ -2206,36 +2058,7 @@
         </w:tc>
         <w:tc>
           <w:tcPr>
-            <w:tcW w:type="dxa" w:w="864"/>
-            <w:vAlign w:val="center"/>
-            <w:tcBorders>
-              <w:top w:val="single" w:sz="4" w:color="D9D9D9"/>
-              <w:left w:val="single" w:sz="4" w:color="D9D9D9"/>
-              <w:bottom w:val="single" w:sz="4" w:color="D9D9D9"/>
-              <w:right w:val="single" w:sz="4" w:color="D9D9D9"/>
-            </w:tcBorders>
-            <w:tcMar>
-              <w:top w:w="80" w:type="dxa"/>
-              <w:left w:w="80" w:type="dxa"/>
-              <w:bottom w:w="80" w:type="dxa"/>
-              <w:right w:w="80" w:type="dxa"/>
-            </w:tcMar>
-          </w:tcPr>
-          <w:p>
-            <w:pPr>
-              <w:spacing w:after="40" w:before="40"/>
-            </w:pPr>
-            <w:r>
-              <w:rPr>
-                <w:sz w:val="20"/>
-              </w:rPr>
-              <w:t>10</w:t>
-            </w:r>
-          </w:p>
-        </w:tc>
-        <w:tc>
-          <w:tcPr>
-            <w:tcW w:type="dxa" w:w="5328"/>
+            <w:tcW w:type="dxa" w:w="5832"/>
             <w:vAlign w:val="center"/>
             <w:tcBorders>
               <w:top w:val="single" w:sz="4" w:color="D9D9D9"/>
@@ -2266,7 +2089,7 @@
       <w:tr>
         <w:tc>
           <w:tcPr>
-            <w:tcW w:type="dxa" w:w="2016"/>
+            <w:tcW w:type="dxa" w:w="2376"/>
             <w:vAlign w:val="center"/>
             <w:tcBorders>
               <w:top w:val="single" w:sz="4" w:color="D9D9D9"/>
@@ -2295,36 +2118,7 @@
         </w:tc>
         <w:tc>
           <w:tcPr>
-            <w:tcW w:type="dxa" w:w="864"/>
-            <w:vAlign w:val="center"/>
-            <w:tcBorders>
-              <w:top w:val="single" w:sz="4" w:color="D9D9D9"/>
-              <w:left w:val="single" w:sz="4" w:color="D9D9D9"/>
-              <w:bottom w:val="single" w:sz="4" w:color="D9D9D9"/>
-              <w:right w:val="single" w:sz="4" w:color="D9D9D9"/>
-            </w:tcBorders>
-            <w:tcMar>
-              <w:top w:w="80" w:type="dxa"/>
-              <w:left w:w="80" w:type="dxa"/>
-              <w:bottom w:w="80" w:type="dxa"/>
-              <w:right w:w="80" w:type="dxa"/>
-            </w:tcMar>
-          </w:tcPr>
-          <w:p>
-            <w:pPr>
-              <w:spacing w:after="40" w:before="40"/>
-            </w:pPr>
-            <w:r>
-              <w:rPr>
-                <w:sz w:val="20"/>
-              </w:rPr>
-              <w:t>5</w:t>
-            </w:r>
-          </w:p>
-        </w:tc>
-        <w:tc>
-          <w:tcPr>
-            <w:tcW w:type="dxa" w:w="5328"/>
+            <w:tcW w:type="dxa" w:w="5832"/>
             <w:vAlign w:val="center"/>
             <w:tcBorders>
               <w:top w:val="single" w:sz="4" w:color="D9D9D9"/>
@@ -2356,7 +2150,7 @@
     <w:p/>
     <w:p>
       <w:r>
-        <w:t>Give partial credit for demonstrated behaviors and reasoning. A transcript that only finds or deletes a single record does not establish collision handling. The student’s own tests should remain small enough to explain; the broader maintainer harness is not a required student submission.</w:t>
+        <w:t>Use demonstrated behaviors and reasoning to guide feedback. A transcript that only finds or deletes a single record does not establish collision handling. The student’s own tests should remain small enough to explain; the broader maintainer harness supports project verification.</w:t>
       </w:r>
     </w:p>
     <w:p>

--- a/docs/Data_Dungeon_Chapter_5_Instructor_Guide.docx
+++ b/docs/Data_Dungeon_Chapter_5_Instructor_Guide.docx
@@ -70,7 +70,7 @@
     </w:p>
     <w:p>
       <w:r>
-        <w:t>Use the student chapter, starter/chapter05, instructor/chapter05, and verification/RegistryCompletion.java together. The instructor folder also contains RegistryEdgeChecks.java, a small example of test design. Solutions are visible in the public repository; use course-controlled distribution when they should be withheld.</w:t>
+        <w:t>Use the student chapter, starter/chapter05, instructor/chapter05, and verification/RegistryCompletion.java together. The instructor folder also contains RegistryEdgeChecks.java, a small example of test design. Reference solutions are already public on GitHub. Treat them as open exemplars; use new assessment variants if independent work is required. Course-only distribution does not make existing public solutions private.</w:t>
       </w:r>
     </w:p>
     <w:p>
@@ -2231,7 +2231,7 @@
     </w:p>
     <w:p>
       <w:r>
-        <w:t>Pat Morin, Open Data Structures, Java edition: https://opendatastructures.org/ods-java/. The textbook and its accompanying source code are released under Creative Commons Attribution 2.5 Canada: https://creativecommons.org/licenses/by/2.5/ca/. Any reproduced or adapted Morin material retains that license and attribution requirement; this project’s CC0 dedication does not waive his rights. The companion adds a dungeon setting, focused workshops, renamed and simplified implementations, tests, instructor guidance, and AI learning activities. No endorsement by Pat Morin is implied.</w:t>
+        <w:t>Pat Morin, Open Data Structures (Java edition 0.1G): https://opendatastructures.org/ods-java/. The textbook and source code are licensed under CC BY 2.5 Canada: https://creativecommons.org/licenses/by/2.5/ca/. This companion adapts selected topics for dungeon workshops with renamed and simplified structures, new contracts, tests, and AI learning activities. Morin material retains its license, attribution, copyright notices, and warranty disclaimers; CC0 covers only original project contributions. Keep this credit and the license link with redistributed adaptations, including extracted code. No endorsement by Pat Morin is implied.</w:t>
       </w:r>
     </w:p>
     <w:p>
